--- a/media/proof_file.docx
+++ b/media/proof_file.docx
@@ -62,7 +62,7 @@
           <w:rFonts w:ascii="Times New Roman" w:hAnsi="Times New Roman" w:eastAsia="方正仿宋_GBK"/>
           <w:sz w:val="32"/>
         </w:rPr>
-        <w:t>内部文件                                                           编号：JCZX250025</w:t>
+        <w:t>内部文件                                                           编号：JCZX260002</w:t>
       </w:r>
     </w:p>
     <w:p>
@@ -89,7 +89,7 @@
           <w:rFonts w:ascii="仿宋" w:hAnsi="仿宋" w:eastAsia="仿宋"/>
           <w:sz w:val="32"/>
         </w:rPr>
-        <w:t>根据上级党政部门2023年03月信息情况反馈，兹证明深圳大学神老师、厦门大学刘老师、中山大学李老师撰写的咨询报告《报告题目报告题目》获中办、国办内参采用，并获中央主要领导、中央政治局常委肯定性批示，为有关部门和领导决策提供积极参考。</w:t>
+        <w:t>根据上级党政部门2023年03月信息情况反馈，兹证明深圳大学石老师、福建大学陈老师、广州大学赵老师撰写的咨询报告《报告题目报告题目综述》获中办、国办内参采用，并获中央政治局常委肯定性批示，为有关部门和领导决策提供积极参考。</w:t>
       </w:r>
     </w:p>
     <w:p>
@@ -139,7 +139,7 @@
         <w:br/>
         <w:t>深圳大学社会科学部</w:t>
         <w:br/>
-        <w:t>2026年03月08日</w:t>
+        <w:t>2026年03月10日</w:t>
       </w:r>
       <w:r>
         <w:drawing>
